--- a/report_assets/KHCN templates/Hồ sơ tài sản/Thế chấp Phương tiện giao thông của bên vay/2929.29.MB.BBDG Bien ban xac dinh GTTS dong san.docx
+++ b/report_assets/KHCN templates/Hồ sơ tài sản/Thế chấp Phương tiện giao thông của bên vay/2929.29.MB.BBDG Bien ban xac dinh GTTS dong san.docx
@@ -138,7 +138,7 @@
           </mc:Choice>
           <mc:Fallback>
             <w:pict>
-              <v:line w14:anchorId="42ABB53F" id="Straight Connector 2" o:spid="_x0000_s1026" style="position:absolute;z-index:251659264;visibility:visible;mso-wrap-style:square;mso-wrap-distance-left:9pt;mso-wrap-distance-top:0;mso-wrap-distance-right:9pt;mso-wrap-distance-bottom:0;mso-position-horizontal:center;mso-position-horizontal-relative:margin;mso-position-vertical:absolute;mso-position-vertical-relative:text" from="0,2.05pt" to="153pt,2.05pt" o:gfxdata="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" strokecolor="black [3040]">
+              <v:line w14:anchorId="3D7FDBE1" id="Straight Connector 2" o:spid="_x0000_s1026" style="position:absolute;z-index:251659264;visibility:visible;mso-wrap-style:square;mso-wrap-distance-left:9pt;mso-wrap-distance-top:0;mso-wrap-distance-right:9pt;mso-wrap-distance-bottom:0;mso-position-horizontal:center;mso-position-horizontal-relative:margin;mso-position-vertical:absolute;mso-position-vertical-relative:text" from="0,2.05pt" to="153pt,2.05pt" o:gfxdata="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" strokecolor="black [3040]">
                 <w10:wrap anchorx="margin"/>
               </v:line>
             </w:pict>
@@ -2177,7 +2177,6 @@
         <w:tc>
           <w:tcPr>
             <w:tcW w:w="2500" w:type="pct"/>
-            <w:shd w:val="clear" w:color="auto" w:fill="auto"/>
           </w:tcPr>
           <w:p>
             <w:pPr>
